--- a/Descripcion-UC/Descripcion-UC002.4.docx
+++ b/Descripcion-UC/Descripcion-UC002.4.docx
@@ -67,16 +67,7 @@
                 <w:szCs w:val="21"/>
                 <w:lang w:val="es-MX"/>
               </w:rPr>
-              <w:t xml:space="preserve">Consultar </w:t>
-            </w:r>
-            <w:r>
-              <w:rPr>
-                <w:rFonts w:hint="default" w:ascii="Calibri" w:hAnsi="Calibri" w:cs="Calibri"/>
-                <w:sz w:val="21"/>
-                <w:szCs w:val="21"/>
-                <w:lang w:val="es-MX"/>
-              </w:rPr>
-              <w:t>o</w:t>
+              <w:t>Consultar o</w:t>
             </w:r>
             <w:r>
               <w:rPr>
@@ -125,16 +116,7 @@
                 <w:szCs w:val="21"/>
                 <w:lang w:val="es-MX"/>
               </w:rPr>
-              <w:t>2.</w:t>
-            </w:r>
-            <w:r>
-              <w:rPr>
-                <w:rFonts w:hint="default" w:ascii="Calibri" w:hAnsi="Calibri" w:cs="Calibri"/>
-                <w:sz w:val="21"/>
-                <w:szCs w:val="21"/>
-                <w:lang w:val="es-MX"/>
-              </w:rPr>
-              <w:t>4</w:t>
+              <w:t>2.4</w:t>
             </w:r>
           </w:p>
         </w:tc>
@@ -1587,6 +1569,7 @@
               <w:keepLines w:val="0"/>
               <w:widowControl/>
               <w:numPr>
+                <w:ilvl w:val="0"/>
                 <w:numId w:val="0"/>
               </w:numPr>
               <w:suppressLineNumbers w:val="0"/>
@@ -1765,17 +1748,7 @@
                 <w:sz w:val="21"/>
                 <w:szCs w:val="21"/>
               </w:rPr>
-              <w:t>2.2 El s</w:t>
-            </w:r>
-            <w:bookmarkStart w:id="0" w:name="_GoBack"/>
-            <w:bookmarkEnd w:id="0"/>
-            <w:r>
-              <w:rPr>
-                <w:rFonts w:hint="default" w:ascii="Calibri" w:hAnsi="Calibri" w:eastAsia="SimSun" w:cs="Calibri"/>
-                <w:sz w:val="21"/>
-                <w:szCs w:val="21"/>
-              </w:rPr>
-              <w:t>istema informa la situación.</w:t>
+              <w:t>2.2 El sistema informa la situación.</w:t>
             </w:r>
           </w:p>
         </w:tc>
@@ -1808,6 +1781,7 @@
                 <w:rFonts w:hint="default" w:ascii="Calibri" w:hAnsi="Calibri" w:cs="Calibri"/>
                 <w:sz w:val="21"/>
                 <w:szCs w:val="21"/>
+                <w:lang w:val="es-MX"/>
               </w:rPr>
             </w:pPr>
             <w:r>
@@ -1820,21 +1794,15 @@
             </w:r>
             <w:r>
               <w:rPr>
-                <w:rFonts w:hint="default" w:ascii="Calibri" w:hAnsi="Calibri" w:cs="Calibri"/>
+                <w:rFonts w:hint="default" w:cs="Calibri"/>
                 <w:sz w:val="21"/>
                 <w:szCs w:val="21"/>
                 <w:lang w:val="es-MX"/>
               </w:rPr>
-              <w:t>N</w:t>
-            </w:r>
-            <w:r>
-              <w:rPr>
-                <w:rFonts w:hint="default" w:ascii="Calibri" w:hAnsi="Calibri" w:cs="Calibri"/>
-                <w:sz w:val="21"/>
-                <w:szCs w:val="21"/>
-              </w:rPr>
-              <w:t>o aplica</w:t>
-            </w:r>
+              <w:t>Registrar organización - Eliminar organización - Modificar organización</w:t>
+            </w:r>
+            <w:bookmarkStart w:id="0" w:name="_GoBack"/>
+            <w:bookmarkEnd w:id="0"/>
           </w:p>
         </w:tc>
       </w:tr>
@@ -1881,11 +1849,12 @@
             </w:r>
             <w:r>
               <w:rPr>
-                <w:rFonts w:hint="default" w:ascii="Calibri" w:hAnsi="Calibri" w:eastAsia="SimSun" w:cs="Calibri"/>
-                <w:sz w:val="21"/>
-                <w:szCs w:val="21"/>
-              </w:rPr>
-              <w:t>Obtener datos de organización</w:t>
+                <w:rFonts w:hint="default" w:cs="Calibri"/>
+                <w:sz w:val="21"/>
+                <w:szCs w:val="21"/>
+                <w:lang w:val="es-MX"/>
+              </w:rPr>
+              <w:t>No aplica</w:t>
             </w:r>
           </w:p>
         </w:tc>
@@ -1976,32 +1945,25 @@
                 <w:rFonts w:hint="default" w:ascii="Calibri" w:hAnsi="Calibri" w:cs="Calibri"/>
                 <w:sz w:val="21"/>
                 <w:szCs w:val="21"/>
-              </w:rPr>
-            </w:pPr>
-            <w:r>
-              <w:rPr>
-                <w:rFonts w:hint="default" w:ascii="Calibri" w:hAnsi="Calibri" w:cs="Calibri"/>
-                <w:sz w:val="21"/>
-                <w:szCs w:val="21"/>
-              </w:rPr>
-              <w:t xml:space="preserve">Use case al que extiende: </w:t>
-            </w:r>
-            <w:r>
-              <w:rPr>
-                <w:rFonts w:hint="default" w:ascii="Calibri" w:hAnsi="Calibri" w:cs="Calibri"/>
-                <w:sz w:val="21"/>
-                <w:szCs w:val="21"/>
                 <w:lang w:val="es-MX"/>
               </w:rPr>
-              <w:t>N</w:t>
-            </w:r>
-            <w:r>
-              <w:rPr>
-                <w:rFonts w:hint="default" w:ascii="Calibri" w:hAnsi="Calibri" w:cs="Calibri"/>
-                <w:sz w:val="21"/>
-                <w:szCs w:val="21"/>
-              </w:rPr>
-              <w:t>o aplica</w:t>
+            </w:pPr>
+            <w:r>
+              <w:rPr>
+                <w:rFonts w:hint="default" w:ascii="Calibri" w:hAnsi="Calibri" w:cs="Calibri"/>
+                <w:sz w:val="21"/>
+                <w:szCs w:val="21"/>
+              </w:rPr>
+              <w:t>Use case al que extiende:</w:t>
+            </w:r>
+            <w:r>
+              <w:rPr>
+                <w:rFonts w:hint="default" w:cs="Calibri"/>
+                <w:sz w:val="21"/>
+                <w:szCs w:val="21"/>
+                <w:lang w:val="es-MX"/>
+              </w:rPr>
+              <w:t xml:space="preserve"> No aplica</w:t>
             </w:r>
           </w:p>
         </w:tc>
@@ -2034,6 +1996,7 @@
                 <w:rFonts w:hint="default" w:ascii="Calibri" w:hAnsi="Calibri" w:cs="Calibri"/>
                 <w:sz w:val="21"/>
                 <w:szCs w:val="21"/>
+                <w:lang w:val="es-MX"/>
               </w:rPr>
             </w:pPr>
             <w:r>
@@ -2046,11 +2009,12 @@
             </w:r>
             <w:r>
               <w:rPr>
-                <w:rFonts w:hint="default" w:ascii="Calibri" w:hAnsi="Calibri" w:eastAsia="SimSun" w:cs="Calibri"/>
-                <w:sz w:val="21"/>
-                <w:szCs w:val="21"/>
-              </w:rPr>
-              <w:t>Configurar Organización y Sucursales</w:t>
+                <w:rFonts w:hint="default" w:cs="Calibri"/>
+                <w:sz w:val="21"/>
+                <w:szCs w:val="21"/>
+                <w:lang w:val="es-MX"/>
+              </w:rPr>
+              <w:t>No aplica</w:t>
             </w:r>
           </w:p>
         </w:tc>
@@ -2656,18 +2620,18 @@
 </file>
 
 <file path=customXml/item2.xml><?xml version="1.0" encoding="utf-8"?>
-<p:properties xmlns:p="http://schemas.microsoft.com/office/2006/metadata/properties" xmlns:xsi="http://www.w3.org/2001/XMLSchema-instance" xmlns:pc="http://schemas.microsoft.com/office/infopath/2007/PartnerControls">
-  <documentManagement/>
-</p:properties>
-</file>
-
-<file path=customXml/item3.xml><?xml version="1.0" encoding="utf-8"?>
 <?mso-contentType ?>
 <FormTemplates xmlns="http://schemas.microsoft.com/sharepoint/v3/contenttype/forms">
   <Display>DocumentLibraryForm</Display>
   <Edit>DocumentLibraryForm</Edit>
   <New>DocumentLibraryForm</New>
 </FormTemplates>
+</file>
+
+<file path=customXml/item3.xml><?xml version="1.0" encoding="utf-8"?>
+<p:properties xmlns:p="http://schemas.microsoft.com/office/2006/metadata/properties" xmlns:xsi="http://www.w3.org/2001/XMLSchema-instance" xmlns:pc="http://schemas.microsoft.com/office/infopath/2007/PartnerControls">
+  <documentManagement/>
+</p:properties>
 </file>
 
 <file path=customXml/item4.xml><?xml version="1.0" encoding="utf-8"?>
@@ -2793,13 +2757,13 @@
 </file>
 
 <file path=customXml/itemProps2.xml><?xml version="1.0" encoding="utf-8"?>
-<ds:datastoreItem xmlns:ds="http://schemas.openxmlformats.org/officeDocument/2006/customXml" ds:itemID="{3235D19B-92AA-40D1-A250-F0977FEF6321}">
+<ds:datastoreItem xmlns:ds="http://schemas.openxmlformats.org/officeDocument/2006/customXml" ds:itemID="{67E9B3C8-8EB5-4E4C-ADEE-70B6197AA4AD}">
   <ds:schemaRefs/>
 </ds:datastoreItem>
 </file>
 
 <file path=customXml/itemProps3.xml><?xml version="1.0" encoding="utf-8"?>
-<ds:datastoreItem xmlns:ds="http://schemas.openxmlformats.org/officeDocument/2006/customXml" ds:itemID="{67E9B3C8-8EB5-4E4C-ADEE-70B6197AA4AD}">
+<ds:datastoreItem xmlns:ds="http://schemas.openxmlformats.org/officeDocument/2006/customXml" ds:itemID="{3235D19B-92AA-40D1-A250-F0977FEF6321}">
   <ds:schemaRefs/>
 </ds:datastoreItem>
 </file>
